--- a/labor/mueller/NWL6-VLANs-Trunks.docx
+++ b/labor/mueller/NWL6-VLANs-Trunks.docx
@@ -2,6 +2,447 @@
 <file path=word/document.xml><?xml version="1.0" encoding="utf-8"?>
 <w:document xmlns:o="urn:schemas-microsoft-com:office:office" xmlns:r="http://schemas.openxmlformats.org/officeDocument/2006/relationships" xmlns:v="urn:schemas-microsoft-com:vml" xmlns:w="http://schemas.openxmlformats.org/wordprocessingml/2006/main" xmlns:w10="urn:schemas-microsoft-com:office:word" xmlns:wp="http://schemas.openxmlformats.org/drawingml/2006/wordprocessingDrawing" xmlns:pic="http://schemas.openxmlformats.org/drawingml/2006/picture" xmlns:wps="http://schemas.microsoft.com/office/word/2010/wordprocessingShape" xmlns:wpg="http://schemas.microsoft.com/office/word/2010/wordprocessingGroup" xmlns:mc="http://schemas.openxmlformats.org/markup-compatibility/2006" xmlns:wp14="http://schemas.microsoft.com/office/word/2010/wordprocessingDrawing" xmlns:w14="http://schemas.microsoft.com/office/word/2010/wordml" xmlns:w15="http://schemas.microsoft.com/office/word/2012/wordml" mc:Ignorable="w14 wp14 w15">
   <w:body>
+    <w:p>
+      <w:pPr>
+        <w:pStyle w:val="Title"/>
+        <w:jc w:val="both"/>
+        <w:rPr>
+          <w:lang w:val="en-US"/>
+        </w:rPr>
+      </w:pPr>
+      <w:r>
+        <w:rPr>
+          <w:sz w:val="48"/>
+          <w:lang w:val="en-US"/>
+        </w:rPr>
+      </w:r>
+    </w:p>
+    <w:p>
+      <w:pPr>
+        <w:pStyle w:val="Title"/>
+        <w:jc w:val="both"/>
+        <w:rPr>
+          <w:lang w:val="en-US"/>
+        </w:rPr>
+      </w:pPr>
+      <w:r>
+        <w:rPr>
+          <w:sz w:val="48"/>
+          <w:lang w:val="en-US"/>
+        </w:rPr>
+      </w:r>
+    </w:p>
+    <w:p>
+      <w:pPr>
+        <w:pStyle w:val="Title"/>
+        <w:jc w:val="both"/>
+        <w:rPr>
+          <w:lang w:val="en-US"/>
+        </w:rPr>
+      </w:pPr>
+      <w:r>
+        <w:rPr>
+          <w:sz w:val="48"/>
+          <w:lang w:val="en-US"/>
+        </w:rPr>
+      </w:r>
+    </w:p>
+    <w:p>
+      <w:pPr>
+        <w:pStyle w:val="Title"/>
+        <w:jc w:val="both"/>
+        <w:rPr>
+          <w:lang w:val="en-US"/>
+        </w:rPr>
+      </w:pPr>
+      <w:r>
+        <w:rPr>
+          <w:sz w:val="48"/>
+          <w:lang w:val="en-US"/>
+        </w:rPr>
+      </w:r>
+    </w:p>
+    <w:p>
+      <w:pPr>
+        <w:pStyle w:val="Title"/>
+        <w:jc w:val="both"/>
+        <w:rPr>
+          <w:lang w:val="en-US"/>
+        </w:rPr>
+      </w:pPr>
+      <w:r>
+        <w:rPr>
+          <w:sz w:val="48"/>
+          <w:lang w:val="en-US"/>
+        </w:rPr>
+      </w:r>
+    </w:p>
+    <w:p>
+      <w:pPr>
+        <w:pStyle w:val="Title"/>
+        <w:jc w:val="both"/>
+        <w:rPr>
+          <w:lang w:val="en-US"/>
+        </w:rPr>
+      </w:pPr>
+      <w:r>
+        <w:rPr>
+          <w:sz w:val="48"/>
+          <w:lang w:val="en-US"/>
+        </w:rPr>
+      </w:r>
+    </w:p>
+    <w:p>
+      <w:pPr>
+        <w:pStyle w:val="Title"/>
+        <w:jc w:val="both"/>
+        <w:rPr>
+          <w:lang w:val="en-US"/>
+        </w:rPr>
+      </w:pPr>
+      <w:r>
+        <w:rPr>
+          <w:sz w:val="48"/>
+          <w:lang w:val="en-US"/>
+        </w:rPr>
+      </w:r>
+    </w:p>
+    <w:p>
+      <w:pPr>
+        <w:pStyle w:val="Title"/>
+        <w:jc w:val="both"/>
+        <w:rPr>
+          <w:lang w:val="en-US"/>
+        </w:rPr>
+      </w:pPr>
+      <w:r>
+        <w:rPr>
+          <w:sz w:val="48"/>
+          <w:lang w:val="en-US"/>
+        </w:rPr>
+      </w:r>
+    </w:p>
+    <w:p>
+      <w:pPr>
+        <w:pStyle w:val="Title"/>
+        <w:jc w:val="center"/>
+        <w:rPr>
+          <w:sz w:val="48"/>
+          <w:lang w:val="en-US"/>
+        </w:rPr>
+      </w:pPr>
+      <w:r>
+        <w:rPr>
+          <w:sz w:val="48"/>
+          <w:lang w:val="en-US"/>
+        </w:rPr>
+        <w:t xml:space="preserve">NWL6 </w:t>
+      </w:r>
+    </w:p>
+    <w:p>
+      <w:pPr>
+        <w:pStyle w:val="Normal"/>
+        <w:jc w:val="center"/>
+        <w:rPr>
+          <w:sz w:val="48"/>
+          <w:lang w:val="en-US"/>
+        </w:rPr>
+      </w:pPr>
+      <w:r>
+        <w:rPr>
+          <w:sz w:val="48"/>
+          <w:lang w:val="en-US"/>
+        </w:rPr>
+        <w:t>Samuel Fronthaler- Samuel Falkner</w:t>
+      </w:r>
+    </w:p>
+    <w:p>
+      <w:pPr>
+        <w:pStyle w:val="Normal"/>
+        <w:jc w:val="center"/>
+        <w:rPr>
+          <w:sz w:val="48"/>
+          <w:lang w:val="en-US"/>
+        </w:rPr>
+      </w:pPr>
+      <w:r>
+        <w:rPr>
+          <w:sz w:val="48"/>
+          <w:lang w:val="en-US"/>
+        </w:rPr>
+        <w:t>24.2.26</w:t>
+      </w:r>
+    </w:p>
+    <w:p>
+      <w:pPr>
+        <w:pStyle w:val="Title"/>
+        <w:jc w:val="both"/>
+        <w:rPr>
+          <w:lang w:val="en-US"/>
+        </w:rPr>
+      </w:pPr>
+      <w:r>
+        <w:rPr>
+          <w:sz w:val="48"/>
+          <w:lang w:val="en-US"/>
+        </w:rPr>
+      </w:r>
+    </w:p>
+    <w:p>
+      <w:pPr>
+        <w:pStyle w:val="Title"/>
+        <w:jc w:val="both"/>
+        <w:rPr>
+          <w:lang w:val="en-US"/>
+        </w:rPr>
+      </w:pPr>
+      <w:r>
+        <w:rPr>
+          <w:sz w:val="48"/>
+          <w:lang w:val="en-US"/>
+        </w:rPr>
+      </w:r>
+    </w:p>
+    <w:p>
+      <w:pPr>
+        <w:pStyle w:val="Title"/>
+        <w:jc w:val="both"/>
+        <w:rPr>
+          <w:lang w:val="en-US"/>
+        </w:rPr>
+      </w:pPr>
+      <w:r>
+        <w:rPr>
+          <w:sz w:val="48"/>
+          <w:lang w:val="en-US"/>
+        </w:rPr>
+      </w:r>
+    </w:p>
+    <w:p>
+      <w:pPr>
+        <w:pStyle w:val="Title"/>
+        <w:jc w:val="both"/>
+        <w:rPr>
+          <w:lang w:val="en-US"/>
+        </w:rPr>
+      </w:pPr>
+      <w:r>
+        <w:rPr>
+          <w:sz w:val="48"/>
+          <w:lang w:val="en-US"/>
+        </w:rPr>
+      </w:r>
+    </w:p>
+    <w:p>
+      <w:pPr>
+        <w:pStyle w:val="Title"/>
+        <w:jc w:val="both"/>
+        <w:rPr>
+          <w:lang w:val="en-US"/>
+        </w:rPr>
+      </w:pPr>
+      <w:r>
+        <w:rPr>
+          <w:sz w:val="48"/>
+          <w:lang w:val="en-US"/>
+        </w:rPr>
+      </w:r>
+    </w:p>
+    <w:p>
+      <w:pPr>
+        <w:pStyle w:val="Title"/>
+        <w:jc w:val="both"/>
+        <w:rPr>
+          <w:lang w:val="en-US"/>
+        </w:rPr>
+      </w:pPr>
+      <w:r>
+        <w:rPr>
+          <w:sz w:val="48"/>
+          <w:lang w:val="en-US"/>
+        </w:rPr>
+      </w:r>
+    </w:p>
+    <w:p>
+      <w:pPr>
+        <w:pStyle w:val="Title"/>
+        <w:jc w:val="both"/>
+        <w:rPr>
+          <w:lang w:val="en-US"/>
+        </w:rPr>
+      </w:pPr>
+      <w:r>
+        <w:rPr>
+          <w:sz w:val="48"/>
+          <w:lang w:val="en-US"/>
+        </w:rPr>
+      </w:r>
+    </w:p>
+    <w:p>
+      <w:pPr>
+        <w:pStyle w:val="Title"/>
+        <w:jc w:val="both"/>
+        <w:rPr>
+          <w:lang w:val="en-US"/>
+        </w:rPr>
+      </w:pPr>
+      <w:r>
+        <w:rPr>
+          <w:sz w:val="48"/>
+          <w:lang w:val="en-US"/>
+        </w:rPr>
+      </w:r>
+    </w:p>
+    <w:p>
+      <w:pPr>
+        <w:pStyle w:val="Title"/>
+        <w:jc w:val="both"/>
+        <w:rPr>
+          <w:lang w:val="en-US"/>
+        </w:rPr>
+      </w:pPr>
+      <w:r>
+        <w:rPr>
+          <w:sz w:val="48"/>
+          <w:lang w:val="en-US"/>
+        </w:rPr>
+      </w:r>
+    </w:p>
+    <w:p>
+      <w:pPr>
+        <w:pStyle w:val="Title"/>
+        <w:jc w:val="both"/>
+        <w:rPr>
+          <w:lang w:val="en-US"/>
+        </w:rPr>
+      </w:pPr>
+      <w:r>
+        <w:rPr>
+          <w:sz w:val="48"/>
+          <w:lang w:val="en-US"/>
+        </w:rPr>
+      </w:r>
+    </w:p>
+    <w:p>
+      <w:pPr>
+        <w:pStyle w:val="Title"/>
+        <w:jc w:val="both"/>
+        <w:rPr>
+          <w:lang w:val="en-US"/>
+        </w:rPr>
+      </w:pPr>
+      <w:r>
+        <w:rPr>
+          <w:sz w:val="48"/>
+          <w:lang w:val="en-US"/>
+        </w:rPr>
+      </w:r>
+    </w:p>
+    <w:p>
+      <w:pPr>
+        <w:pStyle w:val="Title"/>
+        <w:jc w:val="both"/>
+        <w:rPr>
+          <w:lang w:val="en-US"/>
+        </w:rPr>
+      </w:pPr>
+      <w:r>
+        <w:rPr>
+          <w:sz w:val="48"/>
+          <w:lang w:val="en-US"/>
+        </w:rPr>
+      </w:r>
+    </w:p>
+    <w:p>
+      <w:pPr>
+        <w:pStyle w:val="Title"/>
+        <w:jc w:val="both"/>
+        <w:rPr>
+          <w:lang w:val="en-US"/>
+        </w:rPr>
+      </w:pPr>
+      <w:r>
+        <w:rPr>
+          <w:sz w:val="48"/>
+          <w:lang w:val="en-US"/>
+        </w:rPr>
+      </w:r>
+    </w:p>
+    <w:p>
+      <w:pPr>
+        <w:pStyle w:val="Title"/>
+        <w:jc w:val="both"/>
+        <w:rPr>
+          <w:lang w:val="en-US"/>
+        </w:rPr>
+      </w:pPr>
+      <w:r>
+        <w:rPr>
+          <w:sz w:val="48"/>
+          <w:lang w:val="en-US"/>
+        </w:rPr>
+      </w:r>
+    </w:p>
+    <w:p>
+      <w:pPr>
+        <w:pStyle w:val="Title"/>
+        <w:jc w:val="both"/>
+        <w:rPr>
+          <w:lang w:val="en-US"/>
+        </w:rPr>
+      </w:pPr>
+      <w:r>
+        <w:rPr>
+          <w:sz w:val="48"/>
+          <w:lang w:val="en-US"/>
+        </w:rPr>
+      </w:r>
+    </w:p>
+    <w:p>
+      <w:pPr>
+        <w:pStyle w:val="Title"/>
+        <w:jc w:val="both"/>
+        <w:rPr>
+          <w:lang w:val="en-US"/>
+        </w:rPr>
+      </w:pPr>
+      <w:r>
+        <w:rPr>
+          <w:sz w:val="48"/>
+          <w:lang w:val="en-US"/>
+        </w:rPr>
+      </w:r>
+    </w:p>
+    <w:p>
+      <w:pPr>
+        <w:pStyle w:val="Title"/>
+        <w:jc w:val="both"/>
+        <w:rPr>
+          <w:lang w:val="en-US"/>
+        </w:rPr>
+      </w:pPr>
+      <w:r>
+        <w:rPr>
+          <w:sz w:val="48"/>
+          <w:lang w:val="en-US"/>
+        </w:rPr>
+      </w:r>
+    </w:p>
+    <w:p>
+      <w:pPr>
+        <w:pStyle w:val="Title"/>
+        <w:jc w:val="both"/>
+        <w:rPr>
+          <w:lang w:val="en-US"/>
+        </w:rPr>
+      </w:pPr>
+      <w:r>
+        <w:rPr>
+          <w:sz w:val="48"/>
+          <w:lang w:val="en-US"/>
+        </w:rPr>
+      </w:r>
+    </w:p>
     <w:p>
       <w:pPr>
         <w:pStyle w:val="Title"/>
@@ -861,140 +1302,19 @@
       </w:pPr>
       <w:r>
         <w:rPr/>
-        <mc:AlternateContent>
-          <mc:Choice Requires="wps">
-            <w:drawing>
-              <wp:anchor behindDoc="0" distT="0" distB="0" distL="114300" distR="114300" simplePos="0" locked="0" layoutInCell="1" allowOverlap="1" relativeHeight="16">
-                <wp:simplePos x="0" y="0"/>
-                <wp:positionH relativeFrom="column">
-                  <wp:posOffset>389255</wp:posOffset>
-                </wp:positionH>
-                <wp:positionV relativeFrom="paragraph">
-                  <wp:posOffset>427355</wp:posOffset>
-                </wp:positionV>
-                <wp:extent cx="719455" cy="216535"/>
-                <wp:effectExtent l="0" t="0" r="0" b="0"/>
-                <wp:wrapNone/>
-                <wp:docPr id="11" name="Ink 2"/>
-                <a:graphic xmlns:a="http://schemas.openxmlformats.org/drawingml/2006/main">
-                  <a:graphicData uri="http://schemas.openxmlformats.org/drawingml/2006/picture">
-                    <pic:pic xmlns:pic="http://schemas.openxmlformats.org/drawingml/2006/picture">
-                      <pic:nvPicPr>
-                        <pic:cNvPr id="12" name="Ink 2"/>
-                        <pic:cNvPicPr/>
-                      </pic:nvPicPr>
-                      <pic:blipFill>
-                        <a:blip r:embed="rId12"/>
-                        <a:stretch/>
-                      </pic:blipFill>
-                      <pic:spPr>
-                        <a:xfrm>
-                          <a:off x="0" y="0"/>
-                          <a:ext cx="719280" cy="216360"/>
-                        </a:xfrm>
-                        <a:prstGeom prst="rect">
-                          <a:avLst/>
-                        </a:prstGeom>
-                        <a:noFill/>
-                        <a:ln w="0">
-                          <a:noFill/>
-                        </a:ln>
-                      </pic:spPr>
-                    </pic:pic>
-                  </a:graphicData>
-                </a:graphic>
-              </wp:anchor>
-            </w:drawing>
-          </mc:Choice>
-          <mc:Fallback>
-            <w:pict>
-              <v:shapetype id="_x0000_t75" coordsize="21600,21600" o:spt="75" o:preferrelative="t" path="m@4@5l@4@11@9@11@9@5xe" filled="f" stroked="f">
-                <v:stroke joinstyle="miter"/>
-                <v:formulas>
-                  <v:f eqn="if lineDrawn pixelLineWidth 0"/>
-                  <v:f eqn="sum @0 1 0"/>
-                  <v:f eqn="sum 0 0 @1"/>
-                  <v:f eqn="prod @2 1 2"/>
-                  <v:f eqn="prod @3 21600 pixelWidth"/>
-                  <v:f eqn="prod @3 21600 pixelHeight"/>
-                  <v:f eqn="sum @0 0 1"/>
-                  <v:f eqn="prod @6 1 2"/>
-                  <v:f eqn="prod @7 21600 pixelWidth"/>
-                  <v:f eqn="sum @8 21600 0"/>
-                  <v:f eqn="prod @7 21600 pixelHeight"/>
-                  <v:f eqn="sum @10 21600 0"/>
-                </v:formulas>
-                <v:path o:extrusionok="f" gradientshapeok="t" o:connecttype="rect"/>
-                <o:lock v:ext="edit" aspectratio="t"/>
-              </v:shapetype>
-              <v:shape id="shape_0" stroked="f" o:allowincell="f" style="position:absolute;margin-left:30.65pt;margin-top:33.65pt;width:56.6pt;height:17pt;mso-wrap-style:none;v-text-anchor:middle" type="_x0000_t75">
-                <v:imagedata r:id="rId13" o:detectmouseclick="t"/>
-                <v:stroke color="#3465a4" joinstyle="round" endcap="flat"/>
-                <w10:wrap type="none"/>
-              </v:shape>
-            </w:pict>
-          </mc:Fallback>
-        </mc:AlternateContent>
-        <mc:AlternateContent>
-          <mc:Choice Requires="wps">
-            <w:drawing>
-              <wp:anchor behindDoc="0" distT="0" distB="0" distL="114300" distR="114300" simplePos="0" locked="0" layoutInCell="1" allowOverlap="1" relativeHeight="19">
-                <wp:simplePos x="0" y="0"/>
-                <wp:positionH relativeFrom="column">
-                  <wp:posOffset>1135380</wp:posOffset>
-                </wp:positionH>
-                <wp:positionV relativeFrom="paragraph">
-                  <wp:posOffset>808355</wp:posOffset>
-                </wp:positionV>
-                <wp:extent cx="960755" cy="205105"/>
-                <wp:effectExtent l="0" t="0" r="0" b="0"/>
-                <wp:wrapNone/>
-                <wp:docPr id="13" name="Ink 6"/>
-                <a:graphic xmlns:a="http://schemas.openxmlformats.org/drawingml/2006/main">
-                  <a:graphicData uri="http://schemas.openxmlformats.org/drawingml/2006/picture">
-                    <pic:pic xmlns:pic="http://schemas.openxmlformats.org/drawingml/2006/picture">
-                      <pic:nvPicPr>
-                        <pic:cNvPr id="14" name="Ink 6"/>
-                        <pic:cNvPicPr/>
-                      </pic:nvPicPr>
-                      <pic:blipFill>
-                        <a:blip r:embed="rId14"/>
-                        <a:stretch/>
-                      </pic:blipFill>
-                      <pic:spPr>
-                        <a:xfrm>
-                          <a:off x="0" y="0"/>
-                          <a:ext cx="960840" cy="205200"/>
-                        </a:xfrm>
-                        <a:prstGeom prst="rect">
-                          <a:avLst/>
-                        </a:prstGeom>
-                        <a:noFill/>
-                        <a:ln w="0">
-                          <a:noFill/>
-                        </a:ln>
-                      </pic:spPr>
-                    </pic:pic>
-                  </a:graphicData>
-                </a:graphic>
-              </wp:anchor>
-            </w:drawing>
-          </mc:Choice>
-          <mc:Fallback>
-            <w:pict>
-              <v:shape id="shape_0" stroked="f" o:allowincell="f" style="position:absolute;margin-left:89.4pt;margin-top:63.65pt;width:75.6pt;height:16.1pt;mso-wrap-style:none;v-text-anchor:middle" type="_x0000_t75">
-                <v:imagedata r:id="rId15" o:detectmouseclick="t"/>
-                <v:stroke color="#3465a4" joinstyle="round" endcap="flat"/>
-                <w10:wrap type="none"/>
-              </v:shape>
-            </w:pict>
-          </mc:Fallback>
-        </mc:AlternateContent>
         <w:drawing>
-          <wp:inline distT="0" distB="0" distL="0" distR="0">
-            <wp:extent cx="3063875" cy="3279775"/>
+          <wp:anchor behindDoc="0" distT="0" distB="0" distL="0" distR="0" simplePos="0" locked="0" layoutInCell="1" allowOverlap="1" relativeHeight="16">
+            <wp:simplePos x="0" y="0"/>
+            <wp:positionH relativeFrom="column">
+              <wp:posOffset>389255</wp:posOffset>
+            </wp:positionH>
+            <wp:positionV relativeFrom="paragraph">
+              <wp:posOffset>427355</wp:posOffset>
+            </wp:positionV>
+            <wp:extent cx="719455" cy="216535"/>
             <wp:effectExtent l="0" t="0" r="0" b="0"/>
-            <wp:docPr id="15" name="Image10" descr="A screenshot of a computer&#10;&#10;AI-generated content may be incorrect."/>
+            <wp:wrapNone/>
+            <wp:docPr id="11" name="Ink 2"/>
             <wp:cNvGraphicFramePr>
               <a:graphicFrameLocks xmlns:a="http://schemas.openxmlformats.org/drawingml/2006/main" noChangeAspect="1"/>
             </wp:cNvGraphicFramePr>
@@ -1002,13 +1322,97 @@
               <a:graphicData uri="http://schemas.openxmlformats.org/drawingml/2006/picture">
                 <pic:pic xmlns:pic="http://schemas.openxmlformats.org/drawingml/2006/picture">
                   <pic:nvPicPr>
-                    <pic:cNvPr id="15" name="Image10" descr="A screenshot of a computer&#10;&#10;AI-generated content may be incorrect."/>
+                    <pic:cNvPr id="11" name="Ink 2"/>
                     <pic:cNvPicPr>
                       <a:picLocks noChangeAspect="1" noChangeArrowheads="1"/>
                     </pic:cNvPicPr>
                   </pic:nvPicPr>
                   <pic:blipFill>
-                    <a:blip r:embed="rId16"/>
+                    <a:blip r:embed="rId12"/>
+                    <a:stretch>
+                      <a:fillRect/>
+                    </a:stretch>
+                  </pic:blipFill>
+                  <pic:spPr bwMode="auto">
+                    <a:xfrm>
+                      <a:off x="0" y="0"/>
+                      <a:ext cx="719455" cy="216535"/>
+                    </a:xfrm>
+                    <a:prstGeom prst="rect">
+                      <a:avLst/>
+                    </a:prstGeom>
+                    <a:noFill/>
+                  </pic:spPr>
+                </pic:pic>
+              </a:graphicData>
+            </a:graphic>
+          </wp:anchor>
+        </w:drawing>
+        <w:drawing>
+          <wp:anchor behindDoc="0" distT="0" distB="0" distL="0" distR="0" simplePos="0" locked="0" layoutInCell="1" allowOverlap="1" relativeHeight="19">
+            <wp:simplePos x="0" y="0"/>
+            <wp:positionH relativeFrom="column">
+              <wp:posOffset>1135380</wp:posOffset>
+            </wp:positionH>
+            <wp:positionV relativeFrom="paragraph">
+              <wp:posOffset>808355</wp:posOffset>
+            </wp:positionV>
+            <wp:extent cx="960755" cy="205105"/>
+            <wp:effectExtent l="0" t="0" r="0" b="0"/>
+            <wp:wrapNone/>
+            <wp:docPr id="12" name="Ink 6"/>
+            <wp:cNvGraphicFramePr>
+              <a:graphicFrameLocks xmlns:a="http://schemas.openxmlformats.org/drawingml/2006/main" noChangeAspect="1"/>
+            </wp:cNvGraphicFramePr>
+            <a:graphic xmlns:a="http://schemas.openxmlformats.org/drawingml/2006/main">
+              <a:graphicData uri="http://schemas.openxmlformats.org/drawingml/2006/picture">
+                <pic:pic xmlns:pic="http://schemas.openxmlformats.org/drawingml/2006/picture">
+                  <pic:nvPicPr>
+                    <pic:cNvPr id="12" name="Ink 6"/>
+                    <pic:cNvPicPr>
+                      <a:picLocks noChangeAspect="1" noChangeArrowheads="1"/>
+                    </pic:cNvPicPr>
+                  </pic:nvPicPr>
+                  <pic:blipFill>
+                    <a:blip r:embed="rId13"/>
+                    <a:stretch>
+                      <a:fillRect/>
+                    </a:stretch>
+                  </pic:blipFill>
+                  <pic:spPr bwMode="auto">
+                    <a:xfrm>
+                      <a:off x="0" y="0"/>
+                      <a:ext cx="960755" cy="205105"/>
+                    </a:xfrm>
+                    <a:prstGeom prst="rect">
+                      <a:avLst/>
+                    </a:prstGeom>
+                    <a:noFill/>
+                  </pic:spPr>
+                </pic:pic>
+              </a:graphicData>
+            </a:graphic>
+          </wp:anchor>
+        </w:drawing>
+        <w:drawing>
+          <wp:inline distT="0" distB="0" distL="0" distR="0">
+            <wp:extent cx="3063875" cy="3279775"/>
+            <wp:effectExtent l="0" t="0" r="0" b="0"/>
+            <wp:docPr id="13" name="Image10" descr="A screenshot of a computer&#10;&#10;AI-generated content may be incorrect."/>
+            <wp:cNvGraphicFramePr>
+              <a:graphicFrameLocks xmlns:a="http://schemas.openxmlformats.org/drawingml/2006/main" noChangeAspect="1"/>
+            </wp:cNvGraphicFramePr>
+            <a:graphic xmlns:a="http://schemas.openxmlformats.org/drawingml/2006/main">
+              <a:graphicData uri="http://schemas.openxmlformats.org/drawingml/2006/picture">
+                <pic:pic xmlns:pic="http://schemas.openxmlformats.org/drawingml/2006/picture">
+                  <pic:nvPicPr>
+                    <pic:cNvPr id="13" name="Image10" descr="A screenshot of a computer&#10;&#10;AI-generated content may be incorrect."/>
+                    <pic:cNvPicPr>
+                      <a:picLocks noChangeAspect="1" noChangeArrowheads="1"/>
+                    </pic:cNvPicPr>
+                  </pic:nvPicPr>
+                  <pic:blipFill>
+                    <a:blip r:embed="rId14"/>
                     <a:stretch>
                       <a:fillRect/>
                     </a:stretch>
@@ -1037,121 +1441,19 @@
       </w:pPr>
       <w:r>
         <w:rPr/>
-        <mc:AlternateContent>
-          <mc:Choice Requires="wps">
-            <w:drawing>
-              <wp:anchor behindDoc="0" distT="0" distB="0" distL="114300" distR="114300" simplePos="0" locked="0" layoutInCell="1" allowOverlap="1" relativeHeight="17">
-                <wp:simplePos x="0" y="0"/>
-                <wp:positionH relativeFrom="column">
-                  <wp:posOffset>455930</wp:posOffset>
-                </wp:positionH>
-                <wp:positionV relativeFrom="paragraph">
-                  <wp:posOffset>437515</wp:posOffset>
-                </wp:positionV>
-                <wp:extent cx="426720" cy="180340"/>
-                <wp:effectExtent l="0" t="0" r="0" b="0"/>
-                <wp:wrapNone/>
-                <wp:docPr id="16" name="Ink 4"/>
-                <a:graphic xmlns:a="http://schemas.openxmlformats.org/drawingml/2006/main">
-                  <a:graphicData uri="http://schemas.openxmlformats.org/drawingml/2006/picture">
-                    <pic:pic xmlns:pic="http://schemas.openxmlformats.org/drawingml/2006/picture">
-                      <pic:nvPicPr>
-                        <pic:cNvPr id="17" name="Ink 4"/>
-                        <pic:cNvPicPr/>
-                      </pic:nvPicPr>
-                      <pic:blipFill>
-                        <a:blip r:embed="rId17"/>
-                        <a:stretch/>
-                      </pic:blipFill>
-                      <pic:spPr>
-                        <a:xfrm>
-                          <a:off x="0" y="0"/>
-                          <a:ext cx="426600" cy="180360"/>
-                        </a:xfrm>
-                        <a:prstGeom prst="rect">
-                          <a:avLst/>
-                        </a:prstGeom>
-                        <a:noFill/>
-                        <a:ln w="0">
-                          <a:noFill/>
-                        </a:ln>
-                      </pic:spPr>
-                    </pic:pic>
-                  </a:graphicData>
-                </a:graphic>
-              </wp:anchor>
-            </w:drawing>
-          </mc:Choice>
-          <mc:Fallback>
-            <w:pict>
-              <v:shape id="shape_0" stroked="f" o:allowincell="f" style="position:absolute;margin-left:35.9pt;margin-top:34.45pt;width:33.55pt;height:14.15pt;mso-wrap-style:none;v-text-anchor:middle" type="_x0000_t75">
-                <v:imagedata r:id="rId18" o:detectmouseclick="t"/>
-                <v:stroke color="#3465a4" joinstyle="round" endcap="flat"/>
-                <w10:wrap type="none"/>
-              </v:shape>
-            </w:pict>
-          </mc:Fallback>
-        </mc:AlternateContent>
-        <mc:AlternateContent>
-          <mc:Choice Requires="wps">
-            <w:drawing>
-              <wp:anchor behindDoc="0" distT="0" distB="0" distL="114300" distR="114300" simplePos="0" locked="0" layoutInCell="1" allowOverlap="1" relativeHeight="18">
-                <wp:simplePos x="0" y="0"/>
-                <wp:positionH relativeFrom="column">
-                  <wp:posOffset>1162050</wp:posOffset>
-                </wp:positionH>
-                <wp:positionV relativeFrom="paragraph">
-                  <wp:posOffset>767080</wp:posOffset>
-                </wp:positionV>
-                <wp:extent cx="306705" cy="299720"/>
-                <wp:effectExtent l="0" t="0" r="0" b="0"/>
-                <wp:wrapNone/>
-                <wp:docPr id="18" name="Ink 5"/>
-                <a:graphic xmlns:a="http://schemas.openxmlformats.org/drawingml/2006/main">
-                  <a:graphicData uri="http://schemas.openxmlformats.org/drawingml/2006/picture">
-                    <pic:pic xmlns:pic="http://schemas.openxmlformats.org/drawingml/2006/picture">
-                      <pic:nvPicPr>
-                        <pic:cNvPr id="19" name="Ink 5"/>
-                        <pic:cNvPicPr/>
-                      </pic:nvPicPr>
-                      <pic:blipFill>
-                        <a:blip r:embed="rId19"/>
-                        <a:stretch/>
-                      </pic:blipFill>
-                      <pic:spPr>
-                        <a:xfrm>
-                          <a:off x="0" y="0"/>
-                          <a:ext cx="306720" cy="299880"/>
-                        </a:xfrm>
-                        <a:prstGeom prst="rect">
-                          <a:avLst/>
-                        </a:prstGeom>
-                        <a:noFill/>
-                        <a:ln w="0">
-                          <a:noFill/>
-                        </a:ln>
-                      </pic:spPr>
-                    </pic:pic>
-                  </a:graphicData>
-                </a:graphic>
-              </wp:anchor>
-            </w:drawing>
-          </mc:Choice>
-          <mc:Fallback>
-            <w:pict>
-              <v:shape id="shape_0" stroked="f" o:allowincell="f" style="position:absolute;margin-left:91.5pt;margin-top:60.4pt;width:24.1pt;height:23.55pt;mso-wrap-style:none;v-text-anchor:middle" type="_x0000_t75">
-                <v:imagedata r:id="rId20" o:detectmouseclick="t"/>
-                <v:stroke color="#3465a4" joinstyle="round" endcap="flat"/>
-                <w10:wrap type="none"/>
-              </v:shape>
-            </w:pict>
-          </mc:Fallback>
-        </mc:AlternateContent>
         <w:drawing>
-          <wp:inline distT="0" distB="0" distL="0" distR="0">
-            <wp:extent cx="3021330" cy="3241675"/>
+          <wp:anchor behindDoc="0" distT="0" distB="0" distL="0" distR="0" simplePos="0" locked="0" layoutInCell="1" allowOverlap="1" relativeHeight="17">
+            <wp:simplePos x="0" y="0"/>
+            <wp:positionH relativeFrom="column">
+              <wp:posOffset>455930</wp:posOffset>
+            </wp:positionH>
+            <wp:positionV relativeFrom="paragraph">
+              <wp:posOffset>437515</wp:posOffset>
+            </wp:positionV>
+            <wp:extent cx="426720" cy="180340"/>
             <wp:effectExtent l="0" t="0" r="0" b="0"/>
-            <wp:docPr id="20" name="Image11" descr="A screenshot of a computer&#10;&#10;AI-generated content may be incorrect."/>
+            <wp:wrapNone/>
+            <wp:docPr id="14" name="Ink 4"/>
             <wp:cNvGraphicFramePr>
               <a:graphicFrameLocks xmlns:a="http://schemas.openxmlformats.org/drawingml/2006/main" noChangeAspect="1"/>
             </wp:cNvGraphicFramePr>
@@ -1159,13 +1461,97 @@
               <a:graphicData uri="http://schemas.openxmlformats.org/drawingml/2006/picture">
                 <pic:pic xmlns:pic="http://schemas.openxmlformats.org/drawingml/2006/picture">
                   <pic:nvPicPr>
-                    <pic:cNvPr id="20" name="Image11" descr="A screenshot of a computer&#10;&#10;AI-generated content may be incorrect."/>
+                    <pic:cNvPr id="14" name="Ink 4"/>
                     <pic:cNvPicPr>
                       <a:picLocks noChangeAspect="1" noChangeArrowheads="1"/>
                     </pic:cNvPicPr>
                   </pic:nvPicPr>
                   <pic:blipFill>
-                    <a:blip r:embed="rId21"/>
+                    <a:blip r:embed="rId15"/>
+                    <a:stretch>
+                      <a:fillRect/>
+                    </a:stretch>
+                  </pic:blipFill>
+                  <pic:spPr bwMode="auto">
+                    <a:xfrm>
+                      <a:off x="0" y="0"/>
+                      <a:ext cx="426720" cy="180340"/>
+                    </a:xfrm>
+                    <a:prstGeom prst="rect">
+                      <a:avLst/>
+                    </a:prstGeom>
+                    <a:noFill/>
+                  </pic:spPr>
+                </pic:pic>
+              </a:graphicData>
+            </a:graphic>
+          </wp:anchor>
+        </w:drawing>
+        <w:drawing>
+          <wp:anchor behindDoc="0" distT="0" distB="0" distL="0" distR="0" simplePos="0" locked="0" layoutInCell="1" allowOverlap="1" relativeHeight="18">
+            <wp:simplePos x="0" y="0"/>
+            <wp:positionH relativeFrom="column">
+              <wp:posOffset>1162050</wp:posOffset>
+            </wp:positionH>
+            <wp:positionV relativeFrom="paragraph">
+              <wp:posOffset>767080</wp:posOffset>
+            </wp:positionV>
+            <wp:extent cx="306705" cy="299720"/>
+            <wp:effectExtent l="0" t="0" r="0" b="0"/>
+            <wp:wrapNone/>
+            <wp:docPr id="15" name="Ink 5"/>
+            <wp:cNvGraphicFramePr>
+              <a:graphicFrameLocks xmlns:a="http://schemas.openxmlformats.org/drawingml/2006/main" noChangeAspect="1"/>
+            </wp:cNvGraphicFramePr>
+            <a:graphic xmlns:a="http://schemas.openxmlformats.org/drawingml/2006/main">
+              <a:graphicData uri="http://schemas.openxmlformats.org/drawingml/2006/picture">
+                <pic:pic xmlns:pic="http://schemas.openxmlformats.org/drawingml/2006/picture">
+                  <pic:nvPicPr>
+                    <pic:cNvPr id="15" name="Ink 5"/>
+                    <pic:cNvPicPr>
+                      <a:picLocks noChangeAspect="1" noChangeArrowheads="1"/>
+                    </pic:cNvPicPr>
+                  </pic:nvPicPr>
+                  <pic:blipFill>
+                    <a:blip r:embed="rId16"/>
+                    <a:stretch>
+                      <a:fillRect/>
+                    </a:stretch>
+                  </pic:blipFill>
+                  <pic:spPr bwMode="auto">
+                    <a:xfrm>
+                      <a:off x="0" y="0"/>
+                      <a:ext cx="306705" cy="299720"/>
+                    </a:xfrm>
+                    <a:prstGeom prst="rect">
+                      <a:avLst/>
+                    </a:prstGeom>
+                    <a:noFill/>
+                  </pic:spPr>
+                </pic:pic>
+              </a:graphicData>
+            </a:graphic>
+          </wp:anchor>
+        </w:drawing>
+        <w:drawing>
+          <wp:inline distT="0" distB="0" distL="0" distR="0">
+            <wp:extent cx="3021330" cy="3241675"/>
+            <wp:effectExtent l="0" t="0" r="0" b="0"/>
+            <wp:docPr id="16" name="Image11" descr="A screenshot of a computer&#10;&#10;AI-generated content may be incorrect."/>
+            <wp:cNvGraphicFramePr>
+              <a:graphicFrameLocks xmlns:a="http://schemas.openxmlformats.org/drawingml/2006/main" noChangeAspect="1"/>
+            </wp:cNvGraphicFramePr>
+            <a:graphic xmlns:a="http://schemas.openxmlformats.org/drawingml/2006/main">
+              <a:graphicData uri="http://schemas.openxmlformats.org/drawingml/2006/picture">
+                <pic:pic xmlns:pic="http://schemas.openxmlformats.org/drawingml/2006/picture">
+                  <pic:nvPicPr>
+                    <pic:cNvPr id="16" name="Image11" descr="A screenshot of a computer&#10;&#10;AI-generated content may be incorrect."/>
+                    <pic:cNvPicPr>
+                      <a:picLocks noChangeAspect="1" noChangeArrowheads="1"/>
+                    </pic:cNvPicPr>
+                  </pic:nvPicPr>
+                  <pic:blipFill>
+                    <a:blip r:embed="rId17"/>
                     <a:stretch>
                       <a:fillRect/>
                     </a:stretch>
@@ -1194,66 +1580,19 @@
       </w:pPr>
       <w:r>
         <w:rPr/>
-        <mc:AlternateContent>
-          <mc:Choice Requires="wps">
-            <w:drawing>
-              <wp:anchor behindDoc="0" distT="0" distB="0" distL="114300" distR="114300" simplePos="0" locked="0" layoutInCell="1" allowOverlap="1" relativeHeight="20">
-                <wp:simplePos x="0" y="0"/>
-                <wp:positionH relativeFrom="column">
-                  <wp:posOffset>1893570</wp:posOffset>
-                </wp:positionH>
-                <wp:positionV relativeFrom="paragraph">
-                  <wp:posOffset>636270</wp:posOffset>
-                </wp:positionV>
-                <wp:extent cx="325755" cy="140970"/>
-                <wp:effectExtent l="0" t="0" r="0" b="0"/>
-                <wp:wrapNone/>
-                <wp:docPr id="21" name="Ink 1"/>
-                <a:graphic xmlns:a="http://schemas.openxmlformats.org/drawingml/2006/main">
-                  <a:graphicData uri="http://schemas.openxmlformats.org/drawingml/2006/picture">
-                    <pic:pic xmlns:pic="http://schemas.openxmlformats.org/drawingml/2006/picture">
-                      <pic:nvPicPr>
-                        <pic:cNvPr id="22" name="Ink 1"/>
-                        <pic:cNvPicPr/>
-                      </pic:nvPicPr>
-                      <pic:blipFill>
-                        <a:blip r:embed="rId22"/>
-                        <a:stretch/>
-                      </pic:blipFill>
-                      <pic:spPr>
-                        <a:xfrm>
-                          <a:off x="0" y="0"/>
-                          <a:ext cx="325800" cy="141120"/>
-                        </a:xfrm>
-                        <a:prstGeom prst="rect">
-                          <a:avLst/>
-                        </a:prstGeom>
-                        <a:noFill/>
-                        <a:ln w="0">
-                          <a:noFill/>
-                        </a:ln>
-                      </pic:spPr>
-                    </pic:pic>
-                  </a:graphicData>
-                </a:graphic>
-              </wp:anchor>
-            </w:drawing>
-          </mc:Choice>
-          <mc:Fallback>
-            <w:pict>
-              <v:shape id="shape_0" stroked="f" o:allowincell="f" style="position:absolute;margin-left:149.1pt;margin-top:50.1pt;width:25.6pt;height:11.05pt;mso-wrap-style:none;v-text-anchor:middle" type="_x0000_t75">
-                <v:imagedata r:id="rId23" o:detectmouseclick="t"/>
-                <v:stroke color="#3465a4" joinstyle="round" endcap="flat"/>
-                <w10:wrap type="none"/>
-              </v:shape>
-            </w:pict>
-          </mc:Fallback>
-        </mc:AlternateContent>
         <w:drawing>
-          <wp:inline distT="0" distB="0" distL="0" distR="0">
-            <wp:extent cx="3032125" cy="3291840"/>
+          <wp:anchor behindDoc="0" distT="0" distB="0" distL="0" distR="0" simplePos="0" locked="0" layoutInCell="1" allowOverlap="1" relativeHeight="20">
+            <wp:simplePos x="0" y="0"/>
+            <wp:positionH relativeFrom="column">
+              <wp:posOffset>1893570</wp:posOffset>
+            </wp:positionH>
+            <wp:positionV relativeFrom="paragraph">
+              <wp:posOffset>636270</wp:posOffset>
+            </wp:positionV>
+            <wp:extent cx="325755" cy="140970"/>
             <wp:effectExtent l="0" t="0" r="0" b="0"/>
-            <wp:docPr id="23" name="Image12"/>
+            <wp:wrapNone/>
+            <wp:docPr id="17" name="Ink 1"/>
             <wp:cNvGraphicFramePr>
               <a:graphicFrameLocks xmlns:a="http://schemas.openxmlformats.org/drawingml/2006/main" noChangeAspect="1"/>
             </wp:cNvGraphicFramePr>
@@ -1261,13 +1600,51 @@
               <a:graphicData uri="http://schemas.openxmlformats.org/drawingml/2006/picture">
                 <pic:pic xmlns:pic="http://schemas.openxmlformats.org/drawingml/2006/picture">
                   <pic:nvPicPr>
-                    <pic:cNvPr id="23" name="Image12"/>
+                    <pic:cNvPr id="17" name="Ink 1"/>
                     <pic:cNvPicPr>
                       <a:picLocks noChangeAspect="1" noChangeArrowheads="1"/>
                     </pic:cNvPicPr>
                   </pic:nvPicPr>
                   <pic:blipFill>
-                    <a:blip r:embed="rId24"/>
+                    <a:blip r:embed="rId18"/>
+                    <a:stretch>
+                      <a:fillRect/>
+                    </a:stretch>
+                  </pic:blipFill>
+                  <pic:spPr bwMode="auto">
+                    <a:xfrm>
+                      <a:off x="0" y="0"/>
+                      <a:ext cx="325755" cy="140970"/>
+                    </a:xfrm>
+                    <a:prstGeom prst="rect">
+                      <a:avLst/>
+                    </a:prstGeom>
+                    <a:noFill/>
+                  </pic:spPr>
+                </pic:pic>
+              </a:graphicData>
+            </a:graphic>
+          </wp:anchor>
+        </w:drawing>
+        <w:drawing>
+          <wp:inline distT="0" distB="0" distL="0" distR="0">
+            <wp:extent cx="3032125" cy="3291840"/>
+            <wp:effectExtent l="0" t="0" r="0" b="0"/>
+            <wp:docPr id="18" name="Image12"/>
+            <wp:cNvGraphicFramePr>
+              <a:graphicFrameLocks xmlns:a="http://schemas.openxmlformats.org/drawingml/2006/main" noChangeAspect="1"/>
+            </wp:cNvGraphicFramePr>
+            <a:graphic xmlns:a="http://schemas.openxmlformats.org/drawingml/2006/main">
+              <a:graphicData uri="http://schemas.openxmlformats.org/drawingml/2006/picture">
+                <pic:pic xmlns:pic="http://schemas.openxmlformats.org/drawingml/2006/picture">
+                  <pic:nvPicPr>
+                    <pic:cNvPr id="18" name="Image12"/>
+                    <pic:cNvPicPr>
+                      <a:picLocks noChangeAspect="1" noChangeArrowheads="1"/>
+                    </pic:cNvPicPr>
+                  </pic:nvPicPr>
+                  <pic:blipFill>
+                    <a:blip r:embed="rId19"/>
                     <a:stretch>
                       <a:fillRect/>
                     </a:stretch>
@@ -1295,69 +1672,19 @@
         <w:rPr/>
       </w:pPr>
       <w:r>
-        <mc:AlternateContent>
-          <mc:Choice Requires="wps">
-            <w:drawing>
-              <wp:anchor behindDoc="0" distT="0" distB="0" distL="114300" distR="114300" simplePos="0" locked="0" layoutInCell="1" allowOverlap="1" relativeHeight="21">
-                <wp:simplePos x="0" y="0"/>
-                <wp:positionH relativeFrom="column">
-                  <wp:posOffset>1838960</wp:posOffset>
-                </wp:positionH>
-                <wp:positionV relativeFrom="paragraph">
-                  <wp:posOffset>619125</wp:posOffset>
-                </wp:positionV>
-                <wp:extent cx="465455" cy="233045"/>
-                <wp:effectExtent l="0" t="0" r="0" b="0"/>
-                <wp:wrapNone/>
-                <wp:docPr id="24" name="Ink 2"/>
-                <a:graphic xmlns:a="http://schemas.openxmlformats.org/drawingml/2006/main">
-                  <a:graphicData uri="http://schemas.openxmlformats.org/drawingml/2006/picture">
-                    <pic:pic xmlns:pic="http://schemas.openxmlformats.org/drawingml/2006/picture">
-                      <pic:nvPicPr>
-                        <pic:cNvPr id="25" name="Ink 2"/>
-                        <pic:cNvPicPr/>
-                      </pic:nvPicPr>
-                      <pic:blipFill>
-                        <a:blip r:embed="rId25"/>
-                        <a:stretch/>
-                      </pic:blipFill>
-                      <pic:spPr>
-                        <a:xfrm>
-                          <a:off x="0" y="0"/>
-                          <a:ext cx="465480" cy="232920"/>
-                        </a:xfrm>
-                        <a:prstGeom prst="rect">
-                          <a:avLst/>
-                        </a:prstGeom>
-                        <a:noFill/>
-                        <a:ln w="0">
-                          <a:noFill/>
-                        </a:ln>
-                      </pic:spPr>
-                    </pic:pic>
-                  </a:graphicData>
-                </a:graphic>
-              </wp:anchor>
-            </w:drawing>
-          </mc:Choice>
-          <mc:Fallback>
-            <w:pict>
-              <v:shape id="shape_0" stroked="f" o:allowincell="f" style="position:absolute;margin-left:144.8pt;margin-top:48.75pt;width:36.6pt;height:18.3pt;mso-wrap-style:none;v-text-anchor:middle" type="_x0000_t75">
-                <v:imagedata r:id="rId26" o:detectmouseclick="t"/>
-                <v:stroke color="#3465a4" joinstyle="round" endcap="flat"/>
-                <w10:wrap type="none"/>
-              </v:shape>
-            </w:pict>
-          </mc:Fallback>
-        </mc:AlternateContent>
-      </w:r>
-      <w:r>
-        <w:rPr/>
         <w:drawing>
-          <wp:inline distT="0" distB="0" distL="0" distR="0">
-            <wp:extent cx="3537585" cy="3324860"/>
+          <wp:anchor behindDoc="0" distT="0" distB="0" distL="0" distR="0" simplePos="0" locked="0" layoutInCell="1" allowOverlap="1" relativeHeight="21">
+            <wp:simplePos x="0" y="0"/>
+            <wp:positionH relativeFrom="column">
+              <wp:posOffset>1838960</wp:posOffset>
+            </wp:positionH>
+            <wp:positionV relativeFrom="paragraph">
+              <wp:posOffset>619125</wp:posOffset>
+            </wp:positionV>
+            <wp:extent cx="465455" cy="233045"/>
             <wp:effectExtent l="0" t="0" r="0" b="0"/>
-            <wp:docPr id="26" name="Image13"/>
+            <wp:wrapNone/>
+            <wp:docPr id="19" name="Image13"/>
             <wp:cNvGraphicFramePr>
               <a:graphicFrameLocks xmlns:a="http://schemas.openxmlformats.org/drawingml/2006/main" noChangeAspect="1"/>
             </wp:cNvGraphicFramePr>
@@ -1365,13 +1692,54 @@
               <a:graphicData uri="http://schemas.openxmlformats.org/drawingml/2006/picture">
                 <pic:pic xmlns:pic="http://schemas.openxmlformats.org/drawingml/2006/picture">
                   <pic:nvPicPr>
-                    <pic:cNvPr id="26" name="Image13"/>
+                    <pic:cNvPr id="19" name="Image13"/>
                     <pic:cNvPicPr>
                       <a:picLocks noChangeAspect="1" noChangeArrowheads="1"/>
                     </pic:cNvPicPr>
                   </pic:nvPicPr>
                   <pic:blipFill>
-                    <a:blip r:embed="rId27"/>
+                    <a:blip r:embed="rId20"/>
+                    <a:stretch>
+                      <a:fillRect/>
+                    </a:stretch>
+                  </pic:blipFill>
+                  <pic:spPr bwMode="auto">
+                    <a:xfrm>
+                      <a:off x="0" y="0"/>
+                      <a:ext cx="465455" cy="233045"/>
+                    </a:xfrm>
+                    <a:prstGeom prst="rect">
+                      <a:avLst/>
+                    </a:prstGeom>
+                    <a:noFill/>
+                  </pic:spPr>
+                </pic:pic>
+              </a:graphicData>
+            </a:graphic>
+          </wp:anchor>
+        </w:drawing>
+      </w:r>
+      <w:r>
+        <w:rPr/>
+        <w:drawing>
+          <wp:inline distT="0" distB="0" distL="0" distR="0">
+            <wp:extent cx="3537585" cy="3324860"/>
+            <wp:effectExtent l="0" t="0" r="0" b="0"/>
+            <wp:docPr id="20" name="Image14"/>
+            <wp:cNvGraphicFramePr>
+              <a:graphicFrameLocks xmlns:a="http://schemas.openxmlformats.org/drawingml/2006/main" noChangeAspect="1"/>
+            </wp:cNvGraphicFramePr>
+            <a:graphic xmlns:a="http://schemas.openxmlformats.org/drawingml/2006/main">
+              <a:graphicData uri="http://schemas.openxmlformats.org/drawingml/2006/picture">
+                <pic:pic xmlns:pic="http://schemas.openxmlformats.org/drawingml/2006/picture">
+                  <pic:nvPicPr>
+                    <pic:cNvPr id="20" name="Image14"/>
+                    <pic:cNvPicPr>
+                      <a:picLocks noChangeAspect="1" noChangeArrowheads="1"/>
+                    </pic:cNvPicPr>
+                  </pic:nvPicPr>
+                  <pic:blipFill>
+                    <a:blip r:embed="rId21"/>
                     <a:stretch>
                       <a:fillRect/>
                     </a:stretch>
@@ -1537,7 +1905,7 @@
             <wp:extent cx="2457450" cy="9382125"/>
             <wp:effectExtent l="0" t="0" r="0" b="0"/>
             <wp:wrapTopAndBottom/>
-            <wp:docPr id="27" name="Image1"/>
+            <wp:docPr id="21" name="Image1"/>
             <wp:cNvGraphicFramePr>
               <a:graphicFrameLocks xmlns:a="http://schemas.openxmlformats.org/drawingml/2006/main" noChangeAspect="1"/>
             </wp:cNvGraphicFramePr>
@@ -1545,13 +1913,13 @@
               <a:graphicData uri="http://schemas.openxmlformats.org/drawingml/2006/picture">
                 <pic:pic xmlns:pic="http://schemas.openxmlformats.org/drawingml/2006/picture">
                   <pic:nvPicPr>
-                    <pic:cNvPr id="27" name="Image1"/>
+                    <pic:cNvPr id="21" name="Image1"/>
                     <pic:cNvPicPr>
                       <a:picLocks noChangeAspect="1" noChangeArrowheads="1"/>
                     </pic:cNvPicPr>
                   </pic:nvPicPr>
                   <pic:blipFill>
-                    <a:blip r:embed="rId28"/>
+                    <a:blip r:embed="rId22"/>
                     <a:stretch>
                       <a:fillRect/>
                     </a:stretch>
@@ -1575,15 +1943,15 @@
           <wp:anchor behindDoc="0" distT="0" distB="0" distL="0" distR="0" simplePos="0" locked="0" layoutInCell="0" allowOverlap="1" relativeHeight="23">
             <wp:simplePos x="0" y="0"/>
             <wp:positionH relativeFrom="column">
-              <wp:align>center</wp:align>
+              <wp:posOffset>70485</wp:posOffset>
             </wp:positionH>
             <wp:positionV relativeFrom="paragraph">
-              <wp:posOffset>635</wp:posOffset>
+              <wp:posOffset>8432165</wp:posOffset>
             </wp:positionV>
             <wp:extent cx="6390640" cy="1386205"/>
             <wp:effectExtent l="0" t="0" r="0" b="0"/>
             <wp:wrapSquare wrapText="largest"/>
-            <wp:docPr id="28" name="Image14"/>
+            <wp:docPr id="22" name="Image16"/>
             <wp:cNvGraphicFramePr>
               <a:graphicFrameLocks xmlns:a="http://schemas.openxmlformats.org/drawingml/2006/main" noChangeAspect="1"/>
             </wp:cNvGraphicFramePr>
@@ -1591,13 +1959,13 @@
               <a:graphicData uri="http://schemas.openxmlformats.org/drawingml/2006/picture">
                 <pic:pic xmlns:pic="http://schemas.openxmlformats.org/drawingml/2006/picture">
                   <pic:nvPicPr>
-                    <pic:cNvPr id="28" name="Image14"/>
+                    <pic:cNvPr id="22" name="Image16"/>
                     <pic:cNvPicPr>
                       <a:picLocks noChangeAspect="1" noChangeArrowheads="1"/>
                     </pic:cNvPicPr>
                   </pic:nvPicPr>
                   <pic:blipFill>
-                    <a:blip r:embed="rId29"/>
+                    <a:blip r:embed="rId23"/>
                     <a:stretch>
                       <a:fillRect/>
                     </a:stretch>
@@ -1679,7 +2047,7 @@
             <wp:extent cx="4171950" cy="438150"/>
             <wp:effectExtent l="0" t="0" r="0" b="0"/>
             <wp:wrapSquare wrapText="largest"/>
-            <wp:docPr id="29" name="Image15"/>
+            <wp:docPr id="23" name="Image15"/>
             <wp:cNvGraphicFramePr>
               <a:graphicFrameLocks xmlns:a="http://schemas.openxmlformats.org/drawingml/2006/main" noChangeAspect="1"/>
             </wp:cNvGraphicFramePr>
@@ -1687,13 +2055,13 @@
               <a:graphicData uri="http://schemas.openxmlformats.org/drawingml/2006/picture">
                 <pic:pic xmlns:pic="http://schemas.openxmlformats.org/drawingml/2006/picture">
                   <pic:nvPicPr>
-                    <pic:cNvPr id="29" name="Image15"/>
+                    <pic:cNvPr id="23" name="Image15"/>
                     <pic:cNvPicPr>
                       <a:picLocks noChangeAspect="1" noChangeArrowheads="1"/>
                     </pic:cNvPicPr>
                   </pic:nvPicPr>
                   <pic:blipFill>
-                    <a:blip r:embed="rId30"/>
+                    <a:blip r:embed="rId24"/>
                     <a:stretch>
                       <a:fillRect/>
                     </a:stretch>
@@ -1771,7 +2139,7 @@
             <wp:extent cx="4638675" cy="1743075"/>
             <wp:effectExtent l="0" t="0" r="0" b="0"/>
             <wp:wrapSquare wrapText="largest"/>
-            <wp:docPr id="30" name="Image16"/>
+            <wp:docPr id="24" name="Image18"/>
             <wp:cNvGraphicFramePr>
               <a:graphicFrameLocks xmlns:a="http://schemas.openxmlformats.org/drawingml/2006/main" noChangeAspect="1"/>
             </wp:cNvGraphicFramePr>
@@ -1779,13 +2147,13 @@
               <a:graphicData uri="http://schemas.openxmlformats.org/drawingml/2006/picture">
                 <pic:pic xmlns:pic="http://schemas.openxmlformats.org/drawingml/2006/picture">
                   <pic:nvPicPr>
-                    <pic:cNvPr id="30" name="Image16"/>
+                    <pic:cNvPr id="24" name="Image18"/>
                     <pic:cNvPicPr>
                       <a:picLocks noChangeAspect="1" noChangeArrowheads="1"/>
                     </pic:cNvPicPr>
                   </pic:nvPicPr>
                   <pic:blipFill>
-                    <a:blip r:embed="rId31"/>
+                    <a:blip r:embed="rId25"/>
                     <a:stretch>
                       <a:fillRect/>
                     </a:stretch>
@@ -1936,7 +2304,7 @@
             <wp:extent cx="4857750" cy="4314825"/>
             <wp:effectExtent l="0" t="0" r="0" b="0"/>
             <wp:wrapSquare wrapText="largest"/>
-            <wp:docPr id="31" name="Image17"/>
+            <wp:docPr id="25" name="Image17"/>
             <wp:cNvGraphicFramePr>
               <a:graphicFrameLocks xmlns:a="http://schemas.openxmlformats.org/drawingml/2006/main" noChangeAspect="1"/>
             </wp:cNvGraphicFramePr>
@@ -1944,13 +2312,13 @@
               <a:graphicData uri="http://schemas.openxmlformats.org/drawingml/2006/picture">
                 <pic:pic xmlns:pic="http://schemas.openxmlformats.org/drawingml/2006/picture">
                   <pic:nvPicPr>
-                    <pic:cNvPr id="31" name="Image17"/>
+                    <pic:cNvPr id="25" name="Image17"/>
                     <pic:cNvPicPr>
                       <a:picLocks noChangeAspect="1" noChangeArrowheads="1"/>
                     </pic:cNvPicPr>
                   </pic:nvPicPr>
                   <pic:blipFill>
-                    <a:blip r:embed="rId32"/>
+                    <a:blip r:embed="rId26"/>
                     <a:stretch>
                       <a:fillRect/>
                     </a:stretch>
@@ -2019,7 +2387,126 @@
       </w:pPr>
       <w:r>
         <w:rPr/>
-        <w:t>That’s it, Bravo!</w:t>
+      </w:r>
+    </w:p>
+    <w:p>
+      <w:pPr>
+        <w:pStyle w:val="Normal"/>
+        <w:ind w:start="360"/>
+        <w:rPr/>
+      </w:pPr>
+      <w:r>
+        <w:rPr/>
+      </w:r>
+    </w:p>
+    <w:p>
+      <w:pPr>
+        <w:pStyle w:val="Normal"/>
+        <w:ind w:start="360"/>
+        <w:rPr/>
+      </w:pPr>
+      <w:r>
+        <w:rPr/>
+      </w:r>
+    </w:p>
+    <w:p>
+      <w:pPr>
+        <w:pStyle w:val="Normal"/>
+        <w:ind w:start="360"/>
+        <w:rPr/>
+      </w:pPr>
+      <w:r>
+        <w:rPr/>
+      </w:r>
+    </w:p>
+    <w:p>
+      <w:pPr>
+        <w:pStyle w:val="Normal"/>
+        <w:ind w:start="360"/>
+        <w:rPr/>
+      </w:pPr>
+      <w:r>
+        <w:rPr/>
+      </w:r>
+    </w:p>
+    <w:p>
+      <w:pPr>
+        <w:pStyle w:val="Normal"/>
+        <w:ind w:start="360"/>
+        <w:rPr/>
+      </w:pPr>
+      <w:r>
+        <w:rPr/>
+      </w:r>
+    </w:p>
+    <w:p>
+      <w:pPr>
+        <w:pStyle w:val="Normal"/>
+        <w:ind w:start="360"/>
+        <w:rPr/>
+      </w:pPr>
+      <w:r>
+        <w:rPr/>
+      </w:r>
+    </w:p>
+    <w:p>
+      <w:pPr>
+        <w:pStyle w:val="Normal"/>
+        <w:ind w:start="360"/>
+        <w:rPr/>
+      </w:pPr>
+      <w:r>
+        <w:rPr/>
+      </w:r>
+    </w:p>
+    <w:p>
+      <w:pPr>
+        <w:pStyle w:val="Normal"/>
+        <w:ind w:start="360"/>
+        <w:rPr/>
+      </w:pPr>
+      <w:r>
+        <w:rPr/>
+      </w:r>
+    </w:p>
+    <w:p>
+      <w:pPr>
+        <w:pStyle w:val="Normal"/>
+        <w:ind w:start="360"/>
+        <w:rPr/>
+      </w:pPr>
+      <w:r>
+        <w:rPr/>
+      </w:r>
+    </w:p>
+    <w:p>
+      <w:pPr>
+        <w:pStyle w:val="Normal"/>
+        <w:ind w:start="360"/>
+        <w:rPr/>
+      </w:pPr>
+      <w:r>
+        <w:rPr/>
+      </w:r>
+    </w:p>
+    <w:p>
+      <w:pPr>
+        <w:pStyle w:val="Normal"/>
+        <w:ind w:start="360"/>
+        <w:rPr/>
+      </w:pPr>
+      <w:r>
+        <w:rPr/>
+      </w:r>
+    </w:p>
+    <w:p>
+      <w:pPr>
+        <w:pStyle w:val="Normal"/>
+        <w:ind w:start="360"/>
+        <w:rPr/>
+      </w:pPr>
+      <w:r>
+        <w:rPr/>
       </w:r>
     </w:p>
     <w:p>
@@ -2034,15 +2521,15 @@
           <wp:anchor behindDoc="0" distT="0" distB="0" distL="0" distR="0" simplePos="0" locked="0" layoutInCell="0" allowOverlap="1" relativeHeight="27">
             <wp:simplePos x="0" y="0"/>
             <wp:positionH relativeFrom="column">
-              <wp:posOffset>314325</wp:posOffset>
+              <wp:posOffset>414655</wp:posOffset>
             </wp:positionH>
             <wp:positionV relativeFrom="paragraph">
-              <wp:posOffset>2969260</wp:posOffset>
+              <wp:posOffset>170180</wp:posOffset>
             </wp:positionV>
             <wp:extent cx="5981700" cy="3171825"/>
             <wp:effectExtent l="0" t="0" r="0" b="0"/>
             <wp:wrapSquare wrapText="largest"/>
-            <wp:docPr id="32" name="Image18"/>
+            <wp:docPr id="26" name="Image20"/>
             <wp:cNvGraphicFramePr>
               <a:graphicFrameLocks xmlns:a="http://schemas.openxmlformats.org/drawingml/2006/main" noChangeAspect="1"/>
             </wp:cNvGraphicFramePr>
@@ -2050,13 +2537,13 @@
               <a:graphicData uri="http://schemas.openxmlformats.org/drawingml/2006/picture">
                 <pic:pic xmlns:pic="http://schemas.openxmlformats.org/drawingml/2006/picture">
                   <pic:nvPicPr>
-                    <pic:cNvPr id="32" name="Image18"/>
+                    <pic:cNvPr id="26" name="Image20"/>
                     <pic:cNvPicPr>
                       <a:picLocks noChangeAspect="1" noChangeArrowheads="1"/>
                     </pic:cNvPicPr>
                   </pic:nvPicPr>
                   <pic:blipFill>
-                    <a:blip r:embed="rId33"/>
+                    <a:blip r:embed="rId27"/>
                     <a:stretch>
                       <a:fillRect/>
                     </a:stretch>
@@ -2076,6 +2563,67 @@
             </a:graphic>
           </wp:anchor>
         </w:drawing>
+      </w:r>
+    </w:p>
+    <w:p>
+      <w:pPr>
+        <w:pStyle w:val="Normal"/>
+        <w:ind w:start="360"/>
+        <w:rPr/>
+      </w:pPr>
+      <w:r>
+        <w:rPr/>
+      </w:r>
+    </w:p>
+    <w:p>
+      <w:pPr>
+        <w:pStyle w:val="Normal"/>
+        <w:ind w:start="360"/>
+        <w:rPr/>
+      </w:pPr>
+      <w:r>
+        <w:rPr/>
+      </w:r>
+    </w:p>
+    <w:p>
+      <w:pPr>
+        <w:pStyle w:val="Normal"/>
+        <w:ind w:start="360"/>
+        <w:rPr/>
+      </w:pPr>
+      <w:r>
+        <w:rPr/>
+      </w:r>
+    </w:p>
+    <w:p>
+      <w:pPr>
+        <w:pStyle w:val="Normal"/>
+        <w:ind w:start="360"/>
+        <w:rPr/>
+      </w:pPr>
+      <w:r>
+        <w:rPr/>
+      </w:r>
+    </w:p>
+    <w:p>
+      <w:pPr>
+        <w:pStyle w:val="Normal"/>
+        <w:ind w:start="360"/>
+        <w:rPr/>
+      </w:pPr>
+      <w:r>
+        <w:rPr/>
+        <w:t>That’s it, Bravo!</w:t>
+      </w:r>
+    </w:p>
+    <w:p>
+      <w:pPr>
+        <w:pStyle w:val="Normal"/>
+        <w:ind w:start="360"/>
+        <w:rPr/>
+      </w:pPr>
+      <w:r>
+        <w:rPr/>
       </w:r>
     </w:p>
     <w:p>
@@ -9908,6 +10456,7 @@
     <w:rsid w:val="00f45451"/>
     <w:pPr>
       <w:widowControl/>
+      <w:suppressAutoHyphens w:val="true"/>
       <w:bidi w:val="0"/>
       <w:spacing w:before="0" w:after="0"/>
       <w:jc w:val="start"/>
@@ -9918,7 +10467,7 @@
       <w:kern w:val="0"/>
       <w:sz w:val="24"/>
       <w:szCs w:val="24"/>
-      <w:lang w:eastAsia="de-DE" w:val="de-DE" w:bidi="ar-SA"/>
+      <w:lang w:val="de-DE" w:eastAsia="de-DE" w:bidi="ar-SA"/>
     </w:rPr>
   </w:style>
   <w:style w:type="paragraph" w:styleId="Heading1">
